--- a/en/discovery-articles/7.8 Quantum Computing.docx
+++ b/en/discovery-articles/7.8 Quantum Computing.docx
@@ -171,7 +171,7 @@
           <w:i w:val="0"/>
           <w:sz w:val="22"/>
         </w:rPr>
-        <w:t>A quantum computer stores information in qubits that can exist in superpositions of 0 and 1 and become entangled with one another. Carefully chosen operations (gates) evolve those states so that measurement yields useful answers for certain problems. It is not a faster laptop for every task; it is a different computational resource. In everyday language, it harnesses quantum weirdness as a calculating tool — useful for some puzzles, ordinary for others.</w:t>
+        <w:t>A quantum computer stores information in qubits that can exist in superpositions of 0 and 1 (a mix of both until measured) and become entangled, so that measuring one is tied to the state of another. Carefully chosen operations (gates) evolve those states so that measurement yields useful answers for certain problems. It is not a faster laptop for every task; it is a different computational resource. In everyday language, it harnesses quantum weirdness as a calculating tool — useful for some puzzles, ordinary for others.</w:t>
       </w:r>
     </w:p>
     <w:p>

--- a/en/discovery-articles/7.8 Quantum Computing.docx
+++ b/en/discovery-articles/7.8 Quantum Computing.docx
@@ -346,7 +346,7 @@
           <w:color w:val="004E8C"/>
           <w:sz w:val="24"/>
         </w:rPr>
-        <w:t>A. Books and major scholarly works</w:t>
+        <w:t>Books and major scholarly works</w:t>
       </w:r>
     </w:p>
     <w:p>
@@ -385,7 +385,7 @@
           <w:color w:val="004E8C"/>
           <w:sz w:val="24"/>
         </w:rPr>
-        <w:t>C. Institutional and encyclopedic sources</w:t>
+        <w:t>Institutional and encyclopedic sources</w:t>
       </w:r>
     </w:p>
     <w:p>
@@ -466,7 +466,7 @@
           <w:color w:val="004E8C"/>
           <w:sz w:val="24"/>
         </w:rPr>
-        <w:t>D. Museum, archive, and library resources</w:t>
+        <w:t>Museum, archive, and library resources</w:t>
       </w:r>
     </w:p>
     <w:p>
@@ -514,7 +514,7 @@
           <w:color w:val="004E8C"/>
           <w:sz w:val="24"/>
         </w:rPr>
-        <w:t>J. Press, popular science, and general reference</w:t>
+        <w:t>Press, popular science, and general reference</w:t>
       </w:r>
     </w:p>
     <w:p>
